--- a/print/a4/spray-bottle--plant-mist-patrol.docx
+++ b/print/a4/spray-bottle--plant-mist-patrol.docx
@@ -2,7 +2,7 @@
 <file path=word/document.xml><?xml version="1.0" encoding="utf-8"?>
 <w:document xmlns:w="http://schemas.openxmlformats.org/wordprocessingml/2006/main" xmlns:m="http://schemas.openxmlformats.org/officeDocument/2006/math" xmlns:r="http://schemas.openxmlformats.org/officeDocument/2006/relationships" xmlns:o="urn:schemas-microsoft-com:office:office" xmlns:v="urn:schemas-microsoft-com:vml" xmlns:w10="urn:schemas-microsoft-com:office:word" xmlns:a="http://schemas.openxmlformats.org/drawingml/2006/main" xmlns:pic="http://schemas.openxmlformats.org/drawingml/2006/picture" xmlns:wp="http://schemas.openxmlformats.org/drawingml/2006/wordprocessingDrawing">
   <w:body>
-    <w:bookmarkStart w:id="36" w:name="Xe0f909f235030193755d7a15ac036bc6e0e8db2"/>
+    <w:bookmarkStart w:id="39" w:name="Xe0f909f235030193755d7a15ac036bc6e0e8db2"/>
     <w:p>
       <w:pPr>
         <w:pStyle w:val="Heading1"/>
@@ -15,56 +15,18 @@
       <w:pPr>
         <w:pStyle w:val="FirstParagraph"/>
       </w:pPr>
-      <w:r>
-        <w:t xml:space="preserve">⏱️</w:t>
-      </w:r>
-      <w:r>
-        <w:t xml:space="preserve"> </w:t>
-      </w:r>
       <w:r>
         <w:rPr>
           <w:bCs/>
           <w:b/>
         </w:rPr>
-        <w:t xml:space="preserve">10 min / day</w:t>
+        <w:t xml:space="preserve">⚡ Short · 10 min / day</w:t>
       </w:r>
       <w:r>
         <w:t xml:space="preserve"> </w:t>
       </w:r>
       <w:r>
-        <w:t xml:space="preserve">· 🧽 Cleanup</w:t>
-      </w:r>
-      <w:r>
-        <w:t xml:space="preserve"> </w:t>
-      </w:r>
-      <w:r>
-        <w:rPr>
-          <w:bCs/>
-          <w:b/>
-        </w:rPr>
-        <w:t xml:space="preserve">$</w:t>
-      </w:r>
-      <w:r>
-        <w:t xml:space="preserve"> </w:t>
-      </w:r>
-      <w:r>
-        <w:t xml:space="preserve">(Quick wipe (2 min) 🧻) · 👧 Ages</w:t>
-      </w:r>
-      <w:r>
-        <w:t xml:space="preserve"> </w:t>
-      </w:r>
-      <w:r>
-        <w:rPr>
-          <w:bCs/>
-          <w:b/>
-        </w:rPr>
-        <w:t xml:space="preserve">3+</w:t>
-      </w:r>
-      <w:r>
-        <w:t xml:space="preserve"> </w:t>
-      </w:r>
-      <w:r>
-        <w:t xml:space="preserve">· 🏠 Indoors</w:t>
+        <w:t xml:space="preserve">· 🧻 Light cleanup ($) · 🤫 Silent · 🏠 Indoor · 👤 Solo · 🎂 Ages 6–11+</w:t>
       </w:r>
     </w:p>
     <w:p>
@@ -396,22 +358,13 @@
     </w:p>
     <w:bookmarkEnd w:id="25"/>
     <w:bookmarkEnd w:id="26"/>
-    <w:bookmarkStart w:id="30" w:name="X90575d67fe14a03ef1898ae2a832688b148a116"/>
+    <w:bookmarkStart w:id="33" w:name="X67012d8413f3110ab14b8e2014e44e49739ed72"/>
     <w:p>
       <w:pPr>
         <w:pStyle w:val="Heading2"/>
       </w:pPr>
       <w:r>
-        <w:t xml:space="preserve">🌟 Level Up</w:t>
-      </w:r>
-    </w:p>
-    <w:bookmarkStart w:id="27" w:name="X7ac29abf67c27e4f28e3ba90c5f047b9d2e7a21"/>
-    <w:p>
-      <w:pPr>
-        <w:pStyle w:val="Heading3"/>
-      </w:pPr>
-      <w:r>
-        <w:t xml:space="preserve">🥉 Easy</w:t>
+        <w:t xml:space="preserve">🎚️ By Age</w:t>
       </w:r>
     </w:p>
     <w:p>
@@ -419,7 +372,7 @@
         <w:pStyle w:val="FirstParagraph"/>
       </w:pPr>
       <w:r>
-        <w:t xml:space="preserve">Mist</w:t>
+        <w:t xml:space="preserve">🎂 Pick the age. Every age can do the main steps — this is the</w:t>
       </w:r>
       <w:r>
         <w:t xml:space="preserve"> </w:t>
@@ -429,23 +382,37 @@
           <w:bCs/>
           <w:b/>
         </w:rPr>
-        <w:t xml:space="preserve">one</w:t>
-      </w:r>
-      <w:r>
-        <w:t xml:space="preserve"> </w:t>
-      </w:r>
-      <w:r>
-        <w:t xml:space="preserve">plant. Give it a name! 🏷️</w:t>
+        <w:t xml:space="preserve">extra challenge</w:t>
+      </w:r>
+      <w:r>
+        <w:t xml:space="preserve">.</w:t>
+      </w:r>
+    </w:p>
+    <w:bookmarkStart w:id="27" w:name="Xd9a988c13166dcb49a5852075871601ad97e5df"/>
+    <w:p>
+      <w:pPr>
+        <w:pStyle w:val="Heading3"/>
+      </w:pPr>
+      <w:r>
+        <w:t xml:space="preserve">6️⃣ Age 6</w:t>
+      </w:r>
+    </w:p>
+    <w:p>
+      <w:pPr>
+        <w:pStyle w:val="FirstParagraph"/>
+      </w:pPr>
+      <w:r>
+        <w:t xml:space="preserve">Patrol with a grown-up. Finger-test one plant. Check the box ✅</w:t>
       </w:r>
     </w:p>
     <w:bookmarkEnd w:id="27"/>
-    <w:bookmarkStart w:id="28" w:name="Xf43672ad423d0282496fbf467992b0f330b443a"/>
+    <w:bookmarkStart w:id="28" w:name="X1dad34a091d90dc09f1f3b2f85b389fb95004f6"/>
     <w:p>
       <w:pPr>
         <w:pStyle w:val="Heading3"/>
       </w:pPr>
       <w:r>
-        <w:t xml:space="preserve">🥈 Medium</w:t>
+        <w:t xml:space="preserve">7️⃣ Age 7</w:t>
       </w:r>
     </w:p>
     <w:p>
@@ -453,7 +420,7 @@
         <w:pStyle w:val="FirstParagraph"/>
       </w:pPr>
       <w:r>
-        <w:t xml:space="preserve">Use the label maker to make a</w:t>
+        <w:t xml:space="preserve">Do the</w:t>
       </w:r>
       <w:r>
         <w:t xml:space="preserve"> </w:t>
@@ -463,29 +430,63 @@
           <w:bCs/>
           <w:b/>
         </w:rPr>
-        <w:t xml:space="preserve">name tag</w:t>
+        <w:t xml:space="preserve">whole patrol yourself</w:t>
       </w:r>
       <w:r>
         <w:t xml:space="preserve"> </w:t>
       </w:r>
       <w:r>
-        <w:t xml:space="preserve">for each plant.</w:t>
+        <w:t xml:space="preserve">for one week. Fill in the chart.</w:t>
+      </w:r>
+    </w:p>
+    <w:bookmarkEnd w:id="28"/>
+    <w:bookmarkStart w:id="29" w:name="X97592b81667438caff4f0ed360af5aa72e3327e"/>
+    <w:p>
+      <w:pPr>
+        <w:pStyle w:val="Heading3"/>
+      </w:pPr>
+      <w:r>
+        <w:t xml:space="preserve">8️⃣ Age 8</w:t>
+      </w:r>
+    </w:p>
+    <w:p>
+      <w:pPr>
+        <w:pStyle w:val="FirstParagraph"/>
+      </w:pPr>
+      <w:r>
+        <w:rPr>
+          <w:bCs/>
+          <w:b/>
+        </w:rPr>
+        <w:t xml:space="preserve">Name tags</w:t>
+      </w:r>
+      <w:r>
+        <w:t xml:space="preserve"> </w:t>
+      </w:r>
+      <w:r>
+        <w:t xml:space="preserve">🏷️</w:t>
       </w:r>
       <w:r>
         <w:br/>
       </w:r>
       <w:r>
-        <w:t xml:space="preserve">(Practice on paper first — save the Magic Silver! ✨)</w:t>
-      </w:r>
-    </w:p>
-    <w:bookmarkEnd w:id="28"/>
-    <w:bookmarkStart w:id="29" w:name="X62a67ac50e3cebf2d23861cbcb09541e5aea6e9"/>
+        <w:t xml:space="preserve">Find each plant's real name (ask, or use a plant app).</w:t>
+      </w:r>
+      <w:r>
+        <w:br/>
+      </w:r>
+      <w:r>
+        <w:t xml:space="preserve">Make a label for each one — practice on paper first, save the Magic Silver! ✨</w:t>
+      </w:r>
+    </w:p>
+    <w:bookmarkEnd w:id="29"/>
+    <w:bookmarkStart w:id="30" w:name="X708f460606dd1a76d0749f0618bc9d68251a2b7"/>
     <w:p>
       <w:pPr>
         <w:pStyle w:val="Heading3"/>
       </w:pPr>
       <w:r>
-        <w:t xml:space="preserve">🥇 Hard</w:t>
+        <w:t xml:space="preserve">9️⃣ Age 9</w:t>
       </w:r>
     </w:p>
     <w:p>
@@ -539,7 +540,7 @@
         <w:pStyle w:val="Compact"/>
       </w:pPr>
       <w:r>
-        <w:t xml:space="preserve">Tape it to a sunny window.</w:t>
+        <w:t xml:space="preserve">Tape it to a sunny window. Mist it when it looks dry.</w:t>
       </w:r>
     </w:p>
     <w:p>
@@ -551,24 +552,114 @@
         <w:pStyle w:val="Compact"/>
       </w:pPr>
       <w:r>
-        <w:t xml:space="preserve">Mist it when it looks dry.</w:t>
-      </w:r>
-    </w:p>
-    <w:p>
-      <w:pPr>
-        <w:numPr>
-          <w:ilvl w:val="0"/>
-          <w:numId w:val="1004"/>
-        </w:numPr>
-        <w:pStyle w:val="Compact"/>
-      </w:pPr>
-      <w:r>
-        <w:t xml:space="preserve">Watch roots 🌱 in about 3–7 days!</w:t>
-      </w:r>
-    </w:p>
-    <w:bookmarkEnd w:id="29"/>
+        <w:t xml:space="preserve">Draw it every 2 days. Roots in about 3–7 days! 🌱</w:t>
+      </w:r>
+    </w:p>
     <w:bookmarkEnd w:id="30"/>
-    <w:bookmarkStart w:id="31" w:name="X9cc3fda027b658f876f44d44ddc22905faccd4e"/>
+    <w:bookmarkStart w:id="31" w:name="X8171c026b6d3b019e037d636deb1627bab2ad11"/>
+    <w:p>
+      <w:pPr>
+        <w:pStyle w:val="Heading3"/>
+      </w:pPr>
+      <w:r>
+        <w:t xml:space="preserve">🔟 Age 10</w:t>
+      </w:r>
+    </w:p>
+    <w:p>
+      <w:pPr>
+        <w:pStyle w:val="FirstParagraph"/>
+      </w:pPr>
+      <w:r>
+        <w:rPr>
+          <w:bCs/>
+          <w:b/>
+        </w:rPr>
+        <w:t xml:space="preserve">Growth graph</w:t>
+      </w:r>
+      <w:r>
+        <w:t xml:space="preserve"> </w:t>
+      </w:r>
+      <w:r>
+        <w:t xml:space="preserve">📈</w:t>
+      </w:r>
+      <w:r>
+        <w:br/>
+      </w:r>
+      <w:r>
+        <w:t xml:space="preserve">Measure your bean sprout (or a plant's newest leaf) every 2 days in mm.</w:t>
+      </w:r>
+      <w:r>
+        <w:br/>
+      </w:r>
+      <w:r>
+        <w:t xml:space="preserve">Make a line graph. When did it grow fastest?</w:t>
+      </w:r>
+    </w:p>
+    <w:bookmarkEnd w:id="31"/>
+    <w:bookmarkStart w:id="32" w:name="X02bfb3385b20ae9fc9ed6803eef42fea02d2b46"/>
+    <w:p>
+      <w:pPr>
+        <w:pStyle w:val="Heading3"/>
+      </w:pPr>
+      <w:r>
+        <w:t xml:space="preserve">🚀 Age 11+</w:t>
+      </w:r>
+    </w:p>
+    <w:p>
+      <w:pPr>
+        <w:pStyle w:val="FirstParagraph"/>
+      </w:pPr>
+      <w:r>
+        <w:rPr>
+          <w:bCs/>
+          <w:b/>
+        </w:rPr>
+        <w:t xml:space="preserve">Real experiment</w:t>
+      </w:r>
+      <w:r>
+        <w:t xml:space="preserve"> </w:t>
+      </w:r>
+      <w:r>
+        <w:t xml:space="preserve">🔬</w:t>
+      </w:r>
+      <w:r>
+        <w:br/>
+      </w:r>
+      <w:r>
+        <w:t xml:space="preserve">Two bean bags: one misted daily, one only on day 1. (Or: sunny window vs dark cupboard.)</w:t>
+      </w:r>
+      <w:r>
+        <w:br/>
+      </w:r>
+      <w:r>
+        <w:t xml:space="preserve">Write a prediction. Test for 10 days. Write a conclusion.</w:t>
+      </w:r>
+      <w:r>
+        <w:br/>
+      </w:r>
+      <w:r>
+        <w:t xml:space="preserve">Bonus: make a</w:t>
+      </w:r>
+      <w:r>
+        <w:t xml:space="preserve"> </w:t>
+      </w:r>
+      <w:r>
+        <w:rPr>
+          <w:bCs/>
+          <w:b/>
+        </w:rPr>
+        <w:t xml:space="preserve">care card</w:t>
+      </w:r>
+      <w:r>
+        <w:t xml:space="preserve"> </w:t>
+      </w:r>
+      <w:r>
+        <w:t xml:space="preserve">for each house plant — light, water, toxic or not.</w:t>
+      </w:r>
+    </w:p>
+    <w:bookmarkEnd w:id="32"/>
+    <w:bookmarkEnd w:id="33"/>
+    <w:bookmarkStart w:id="34" w:name="X9cc3fda027b658f876f44d44ddc22905faccd4e"/>
     <w:p>
       <w:pPr>
         <w:pStyle w:val="Heading2"/>
@@ -645,8 +736,8 @@
         <w:t xml:space="preserve">🫘 Seeds wake up when they get water + warmth.</w:t>
       </w:r>
     </w:p>
-    <w:bookmarkEnd w:id="31"/>
-    <w:bookmarkStart w:id="32" w:name="X6763fabfd04f5c4a4d62b566a897dedd22150e7"/>
+    <w:bookmarkEnd w:id="34"/>
+    <w:bookmarkStart w:id="35" w:name="X6763fabfd04f5c4a4d62b566a897dedd22150e7"/>
     <w:p>
       <w:pPr>
         <w:pStyle w:val="Heading2"/>
@@ -719,8 +810,8 @@
         <w:t xml:space="preserve">☠️ Some plants (pothos, peace lily, dieffenbachia) are toxic if chewed. Tell kids: look, don't taste.</w:t>
       </w:r>
     </w:p>
-    <w:bookmarkEnd w:id="32"/>
-    <w:bookmarkStart w:id="33" w:name="X1e8c337912f0193a41fd873cd12ea5fd283b9ee"/>
+    <w:bookmarkEnd w:id="35"/>
+    <w:bookmarkStart w:id="36" w:name="X1e8c337912f0193a41fd873cd12ea5fd283b9ee"/>
     <w:p>
       <w:pPr>
         <w:pStyle w:val="Heading2"/>
@@ -734,17 +825,7 @@
         <w:pStyle w:val="FirstParagraph"/>
       </w:pPr>
       <w:r>
-        <w:rPr>
-          <w:bCs/>
-          <w:b/>
-        </w:rPr>
-        <w:t xml:space="preserve">$</w:t>
-      </w:r>
-      <w:r>
-        <w:t xml:space="preserve"> </w:t>
-      </w:r>
-      <w:r>
-        <w:t xml:space="preserve">— tiny drips</w:t>
+        <w:t xml:space="preserve">tiny drips</w:t>
       </w:r>
     </w:p>
     <w:p>
@@ -771,8 +852,8 @@
         <w:t xml:space="preserve">☐ 🧴 Bottle back in its home</w:t>
       </w:r>
     </w:p>
-    <w:bookmarkEnd w:id="33"/>
-    <w:bookmarkStart w:id="35" w:name="X50cf555741e6e45190901c440e88d3230da7c1a"/>
+    <w:bookmarkEnd w:id="36"/>
+    <w:bookmarkStart w:id="38" w:name="X50cf555741e6e45190901c440e88d3230da7c1a"/>
     <w:p>
       <w:pPr>
         <w:pStyle w:val="Heading2"/>
@@ -782,7 +863,7 @@
         <w:t xml:space="preserve">🖨️ Printable</w:t>
       </w:r>
     </w:p>
-    <w:bookmarkStart w:id="34" w:name="X234d506015b6aaf5c7350bf3b09601e749f4bb6"/>
+    <w:bookmarkStart w:id="37" w:name="X234d506015b6aaf5c7350bf3b09601e749f4bb6"/>
     <w:p>
       <w:pPr>
         <w:pStyle w:val="Heading3"/>
@@ -1327,9 +1408,9 @@
         <w:t xml:space="preserve">✅ = misted · 💧 = told grown-up it's dry · 🌱 = new leaf!</w:t>
       </w:r>
     </w:p>
-    <w:bookmarkEnd w:id="34"/>
-    <w:bookmarkEnd w:id="35"/>
-    <w:bookmarkEnd w:id="36"/>
+    <w:bookmarkEnd w:id="37"/>
+    <w:bookmarkEnd w:id="38"/>
+    <w:bookmarkEnd w:id="39"/>
     <w:sectPr>
       <w:pgSz w:h="16838" w:w="11906"/>
       <w:pgMar w:bottom="850" w:left="850" w:right="850" w:top="850"/>
